--- a/milano/2부12화_Il_malinteso.docx
+++ b/milano/2부12화_Il_malinteso.docx
@@ -88,7 +88,7 @@
           <w:b w:val="0"/>
           <w:sz w:val="21"/>
         </w:rPr>
-        <w:t>밀라노, 브레라 Libreria Ferri와 서점 앞 골목 · 2월 마지막 목요일 저녁</w:t>
+        <w:t>밀라노, 브레라 Libreria Ferri와 서점 앞 골목 · 2월 셋째 목요일 저녁</w:t>
       </w:r>
     </w:p>
     <w:p>
